--- a/VI sem/PPO/lab04/lab04.docx
+++ b/VI sem/PPO/lab04/lab04.docx
@@ -570,7 +570,12 @@
     <w:sdt>
       <w:sdtPr>
         <w:rPr>
+          <w:rFonts w:ascii="Times New Roman" w:hAnsi="Times New Roman"/>
+          <w:kern w:val="0"/>
+          <w:sz w:val="28"/>
+          <w:szCs w:val="22"/>
           <w:lang w:val="ru-RU"/>
+          <w14:ligatures w14:val="none"/>
         </w:rPr>
         <w:id w:val="1630970567"/>
         <w:docPartObj>
@@ -580,13 +585,8 @@
       </w:sdtPr>
       <w:sdtEndPr>
         <w:rPr>
-          <w:rFonts w:ascii="Times New Roman" w:hAnsi="Times New Roman"/>
           <w:b/>
           <w:bCs/>
-          <w:kern w:val="0"/>
-          <w:sz w:val="28"/>
-          <w:szCs w:val="22"/>
-          <w14:ligatures w14:val="none"/>
         </w:rPr>
       </w:sdtEndPr>
       <w:sdtContent>
@@ -1186,9 +1186,9 @@
         </w:rPr>
         <w:lastRenderedPageBreak/>
         <w:drawing>
-          <wp:inline distT="0" distB="0" distL="0" distR="0" wp14:anchorId="2ACE0258" wp14:editId="4113E1E5">
-            <wp:extent cx="5786752" cy="3837709"/>
-            <wp:effectExtent l="0" t="0" r="5080" b="0"/>
+          <wp:inline distT="0" distB="0" distL="0" distR="0" wp14:anchorId="2ACE0258" wp14:editId="43248875">
+            <wp:extent cx="5930900" cy="3837714"/>
+            <wp:effectExtent l="0" t="0" r="0" b="0"/>
             <wp:docPr id="1" name="Рисунок 1"/>
             <wp:cNvGraphicFramePr>
               <a:graphicFrameLocks xmlns:a="http://schemas.openxmlformats.org/drawingml/2006/main" noChangeAspect="1"/>
@@ -1208,7 +1208,7 @@
                         </a:ext>
                       </a:extLst>
                     </a:blip>
-                    <a:srcRect t="-731" b="-971"/>
+                    <a:srcRect l="-379" r="-455"/>
                     <a:stretch>
                       <a:fillRect/>
                     </a:stretch>
@@ -1216,7 +1216,7 @@
                   <pic:spPr bwMode="auto">
                     <a:xfrm>
                       <a:off x="0" y="0"/>
-                      <a:ext cx="5787516" cy="3838216"/>
+                      <a:ext cx="5931676" cy="3838216"/>
                     </a:xfrm>
                     <a:prstGeom prst="rect">
                       <a:avLst/>

--- a/VI sem/PPO/lab04/lab04.docx
+++ b/VI sem/PPO/lab04/lab04.docx
@@ -258,29 +258,7 @@
           <w:szCs w:val="28"/>
           <w14:ligatures w14:val="standardContextual"/>
         </w:rPr>
-        <w:t xml:space="preserve">Цель работы: Изучение основ методологии структурного моделирования IDEF. Ознакомление с моделированием процессов на основе методологии IDEF3, получение навыков по применению IDEF3 для описания </w:t>
-      </w:r>
-      <w:proofErr w:type="spellStart"/>
-      <w:r>
-        <w:rPr>
-          <w:rFonts w:eastAsia="Calibri" w:cs="Times New Roman"/>
-          <w:bCs/>
-          <w:kern w:val="2"/>
-          <w:szCs w:val="28"/>
-          <w14:ligatures w14:val="standardContextual"/>
-        </w:rPr>
-        <w:t>бизнеспроцессов</w:t>
-      </w:r>
-      <w:proofErr w:type="spellEnd"/>
-      <w:r>
-        <w:rPr>
-          <w:rFonts w:eastAsia="Calibri" w:cs="Times New Roman"/>
-          <w:bCs/>
-          <w:kern w:val="2"/>
-          <w:szCs w:val="28"/>
-          <w14:ligatures w14:val="standardContextual"/>
-        </w:rPr>
-        <w:t xml:space="preserve"> на основании требований к информационной системе.</w:t>
+        <w:t>Цель работы: Изучение основ методологии структурного моделирования IDEF. Ознакомление с моделированием процессов на основе методологии IDEF3, получение навыков по применению IDEF3 для описания бизнеспроцессов на основании требований к информационной системе.</w:t>
       </w:r>
     </w:p>
     <w:p>
@@ -545,7 +523,27 @@
           <w:szCs w:val="28"/>
           <w14:ligatures w14:val="standardContextual"/>
         </w:rPr>
-        <w:t>2025 Минск</w:t>
+        <w:t>202</w:t>
+      </w:r>
+      <w:r>
+        <w:rPr>
+          <w:rFonts w:eastAsia="Calibri" w:cs="Times New Roman"/>
+          <w:bCs/>
+          <w:kern w:val="2"/>
+          <w:szCs w:val="28"/>
+          <w14:ligatures w14:val="standardContextual"/>
+        </w:rPr>
+        <w:t>6</w:t>
+      </w:r>
+      <w:r>
+        <w:rPr>
+          <w:rFonts w:eastAsia="Calibri" w:cs="Times New Roman"/>
+          <w:bCs/>
+          <w:kern w:val="2"/>
+          <w:szCs w:val="28"/>
+          <w14:ligatures w14:val="standardContextual"/>
+        </w:rPr>
+        <w:t xml:space="preserve"> Минск</w:t>
       </w:r>
     </w:p>
     <w:p>
@@ -1050,15 +1048,7 @@
     </w:p>
     <w:p>
       <w:r>
-        <w:t xml:space="preserve">На основе требований, сформированных в лабораторной работе №1, и функциональных моделей IDEF0 (ЛР №2) и IDEF3 (ЛР №3), необходимо разработать </w:t>
-      </w:r>
-      <w:proofErr w:type="spellStart"/>
-      <w:r>
-        <w:t>use-case</w:t>
-      </w:r>
-      <w:proofErr w:type="spellEnd"/>
-      <w:r>
-        <w:t xml:space="preserve"> диаграмму, определить актеров системы, их иерархию, а также описать прецеденты и взаимодействие пользователей с системой.</w:t>
+        <w:t>На основе требований, сформированных в лабораторной работе №1, и функциональных моделей IDEF0 (ЛР №2) и IDEF3 (ЛР №3), необходимо разработать use-case диаграмму, определить актеров системы, их иерархию, а также описать прецеденты и взаимодействие пользователей с системой.</w:t>
       </w:r>
     </w:p>
     <w:p>
@@ -1083,31 +1073,7 @@
     </w:p>
     <w:p>
       <w:r>
-        <w:t xml:space="preserve">UML (Unified </w:t>
-      </w:r>
-      <w:proofErr w:type="spellStart"/>
-      <w:r>
-        <w:t>Modeling</w:t>
-      </w:r>
-      <w:proofErr w:type="spellEnd"/>
-      <w:r>
-        <w:t xml:space="preserve"> Language) — универсальный язык визуального моделирования, используемый для описания структуры и поведения программных систем. Диаграммы вариантов использования (</w:t>
-      </w:r>
-      <w:proofErr w:type="spellStart"/>
-      <w:r>
-        <w:t>use-case</w:t>
-      </w:r>
-      <w:proofErr w:type="spellEnd"/>
-      <w:r>
-        <w:t xml:space="preserve"> </w:t>
-      </w:r>
-      <w:proofErr w:type="spellStart"/>
-      <w:r>
-        <w:t>diagrams</w:t>
-      </w:r>
-      <w:proofErr w:type="spellEnd"/>
-      <w:r>
-        <w:t>) относятся к поведенческим диаграммам и предназначены для описания функциональных требований к системе с точки зрения внешних пользователей.</w:t>
+        <w:t>UML (Unified Modeling Language) — универсальный язык визуального моделирования, используемый для описания структуры и поведения программных систем. Диаграммы вариантов использования (use-case diagrams) относятся к поведенческим диаграммам и предназначены для описания функциональных требований к системе с точки зрения внешних пользователей.</w:t>
       </w:r>
     </w:p>
     <w:p>
